--- a/Documentation/QA_Results_Summary.docx
+++ b/Documentation/QA_Results_Summary.docx
@@ -1,6 +1,6 @@
 
 <file path=word/document.xml><?xml version="1.0" encoding="utf-8"?>
-<w:document xmlns:wpc="http://schemas.microsoft.com/office/word/2010/wordprocessingCanvas" xmlns:mc="http://schemas.openxmlformats.org/markup-compatibility/2006" xmlns:o="urn:schemas-microsoft-com:office:office" xmlns:r="http://schemas.openxmlformats.org/officeDocument/2006/relationships" xmlns:m="http://schemas.openxmlformats.org/officeDocument/2006/math" xmlns:v="urn:schemas-microsoft-com:vml" xmlns:wp14="http://schemas.microsoft.com/office/word/2010/wordprocessingDrawing" xmlns:wp="http://schemas.openxmlformats.org/drawingml/2006/wordprocessingDrawing" xmlns:w10="urn:schemas-microsoft-com:office:word" xmlns:w="http://schemas.openxmlformats.org/wordprocessingml/2006/main" xmlns:w14="http://schemas.microsoft.com/office/word/2010/wordml" xmlns:w15="http://schemas.microsoft.com/office/word/2012/wordml" xmlns:wpg="http://schemas.microsoft.com/office/word/2010/wordprocessingGroup" xmlns:wpi="http://schemas.microsoft.com/office/word/2010/wordprocessingInk" xmlns:wne="http://schemas.microsoft.com/office/word/2006/wordml" xmlns:wps="http://schemas.microsoft.com/office/word/2010/wordprocessingShape" xmlns:cx="http://schemas.microsoft.com/office/drawing/2014/chartex" xmlns:cx1="http://schemas.microsoft.com/office/drawing/2015/9/8/chartex" xmlns:cx2="http://schemas.microsoft.com/office/drawing/2015/10/21/chartex" xmlns:cx3="http://schemas.microsoft.com/office/drawing/2016/5/9/chartex" xmlns:cx4="http://schemas.microsoft.com/office/drawing/2016/5/10/chartex" xmlns:cx5="http://schemas.microsoft.com/office/drawing/2016/5/11/chartex" xmlns:cx6="http://schemas.microsoft.com/office/drawing/2016/5/12/chartex" xmlns:cx7="http://schemas.microsoft.com/office/drawing/2016/5/13/chartex" xmlns:cx8="http://schemas.microsoft.com/office/drawing/2016/5/14/chartex" xmlns:aink="http://schemas.microsoft.com/office/drawing/2016/ink" xmlns:am3d="http://schemas.microsoft.com/office/drawing/2017/model3d" xmlns:w16cex="http://schemas.microsoft.com/office/word/2018/wordml/cex" xmlns:w16cid="http://schemas.microsoft.com/office/word/2016/wordml/cid" xmlns:w16="http://schemas.microsoft.com/office/word/2018/wordml" xmlns:w16sdtdh="http://schemas.microsoft.com/office/word/2020/wordml/sdtdatahash" xmlns:w16se="http://schemas.microsoft.com/office/word/2015/wordml/symex" mc:Ignorable="w14 w15 wp14">
+<w:document xmlns:mc="http://schemas.openxmlformats.org/markup-compatibility/2006" xmlns:r="http://schemas.openxmlformats.org/officeDocument/2006/relationships" xmlns:w="http://schemas.openxmlformats.org/wordprocessingml/2006/main" mc:Ignorable="w14 w15 wp14">
   <w:body>
     <w:p>
       <w:pPr>
@@ -123,7 +123,7 @@
           <w:sz w:val="22"/>
           <w:szCs w:val="22"/>
         </w:rPr>
-        <w:t xml:space="preserve">User Acceptance Testing (UAT) Phase 4 of the B-Pulse Digital Workers platform was completed on 4 April 2026. A total of 56 test cases were executed across all major functional areas. The platform demonstrated strong performance in its core AI capabilities, with some administrative issues identified that do not impact day-to-day end-user operations.</w:t>
+        <w:t xml:space="preserve">User Acceptance Testing (UAT) Phase 4 of the B-Pulse Digital Workers platform was completed on 4 April 2026. A total of 236 test cases were executed across all major functional areas. The platform demonstrated strong performance in its core AI capabilities, with some administrative issues identified that do not impact day-to-day end-user operations.</w:t>
       </w:r>
     </w:p>
     <w:p>
